--- a/docs/Perimetre_Filum_recto.docx
+++ b/docs/Perimetre_Filum_recto.docx
@@ -880,7 +880,7 @@
           <w:sz w:val="13"/>
           <w:szCs w:val="13"/>
         </w:rPr>
-        <w:t xml:space="preserve">Filum 1.2.0 · 4 août 2026 · garaukev@gmail.com · La note de périmètre complète — dont ce qui reste à votre charge et les trois choix assumés — fait trois pages et vous est remise sur demande. Nous n'écrivons jamais « conforme 21 CFR Part 11 » : cette certification engage l'entité dont les collaborateurs signent, pas l'éditeur.</w:t>
+        <w:t xml:space="preserve">Filum 1.2.0 · 5 août 2026 · garaukev@gmail.com · La note de périmètre complète — dont ce qui reste à votre charge et les trois choix assumés — fait trois pages et vous est remise sur demande. Nous n'écrivons jamais « conforme 21 CFR Part 11 » : cette certification engage l'entité dont les collaborateurs signent, pas l'éditeur.</w:t>
       </w:r>
     </w:p>
     <w:sectPr>

--- a/docs/Perimetre_Filum_recto.docx
+++ b/docs/Perimetre_Filum_recto.docx
@@ -880,7 +880,7 @@
           <w:sz w:val="13"/>
           <w:szCs w:val="13"/>
         </w:rPr>
-        <w:t xml:space="preserve">Filum 1.2.0 · 5 août 2026 · garaukev@gmail.com · La note de périmètre complète — dont ce qui reste à votre charge et les trois choix assumés — fait trois pages et vous est remise sur demande. Nous n'écrivons jamais « conforme 21 CFR Part 11 » : cette certification engage l'entité dont les collaborateurs signent, pas l'éditeur.</w:t>
+        <w:t xml:space="preserve">Filum 1.2.1 · 5 août 2026 · garaukev@gmail.com · La note de périmètre complète — dont ce qui reste à votre charge et les trois choix assumés — fait trois pages et vous est remise sur demande. Nous n'écrivons jamais « conforme 21 CFR Part 11 » : cette certification engage l'entité dont les collaborateurs signent, pas l'éditeur.</w:t>
       </w:r>
     </w:p>
     <w:sectPr>

--- a/docs/Perimetre_Filum_recto.docx
+++ b/docs/Perimetre_Filum_recto.docx
@@ -725,20 +725,20 @@
                 <w:sz w:val="17"/>
                 <w:szCs w:val="17"/>
               </w:rPr>
-              <w:t xml:space="preserve">La piste d'audit est rédigée en français</w:t>
-            </w:r>
-          </w:p>
-          <w:p>
-            <w:pPr>
-              <w:spacing w:after="0"/>
-            </w:pPr>
-            <w:r>
-              <w:rPr>
-                <w:color w:val="475569"/>
-                <w:sz w:val="15"/>
-                <w:szCs w:val="15"/>
-              </w:rPr>
-              <w:t xml:space="preserve">Quelle que soit la langue de l'interface, qui est bien FR / EN.</w:t>
+              <w:t xml:space="preserve">Les entrées d'audit déjà écrites ne se retraduisent pas</w:t>
+            </w:r>
+          </w:p>
+          <w:p>
+            <w:pPr>
+              <w:spacing w:after="0"/>
+            </w:pPr>
+            <w:r>
+              <w:rPr>
+                <w:color w:val="475569"/>
+                <w:sz w:val="15"/>
+                <w:szCs w:val="15"/>
+              </w:rPr>
+              <w:t xml:space="preserve">La piste est bilingue ; ce qui a été inscrit avant reste dans sa langue.</w:t>
             </w:r>
           </w:p>
         </w:tc>

--- a/docs/Perimetre_Filum_recto.docx
+++ b/docs/Perimetre_Filum_recto.docx
@@ -880,7 +880,7 @@
           <w:sz w:val="13"/>
           <w:szCs w:val="13"/>
         </w:rPr>
-        <w:t xml:space="preserve">Filum 1.2.1 · 5 août 2026 · garaukev@gmail.com · La note de périmètre complète — dont ce qui reste à votre charge et les trois choix assumés — fait trois pages et vous est remise sur demande. Nous n'écrivons jamais « conforme 21 CFR Part 11 » : cette certification engage l'entité dont les collaborateurs signent, pas l'éditeur.</w:t>
+        <w:t xml:space="preserve">Filum 1.2.1 · 6 août 2026 · garaukev@gmail.com · La note de périmètre complète — dont ce qui reste à votre charge et les trois choix assumés — fait trois pages et vous est remise sur demande. Nous n'écrivons jamais « conforme 21 CFR Part 11 » : cette certification engage l'entité dont les collaborateurs signent, pas l'éditeur.</w:t>
       </w:r>
     </w:p>
     <w:sectPr>

--- a/docs/Perimetre_Filum_recto.docx
+++ b/docs/Perimetre_Filum_recto.docx
@@ -779,6 +779,70 @@
                 <w:szCs w:val="15"/>
               </w:rPr>
               <w:t xml:space="preserve">Docker auto-hébergé, interface FR / EN, quatre rôles, pack de validation IQ/OQ remis.</w:t>
+            </w:r>
+          </w:p>
+        </w:tc>
+        <w:tc>
+          <w:tcPr>
+            <w:tcW w:type="pct" w:w="50%"/>
+            <w:tcMar>
+              <w:top w:type="dxa" w:w="80"/>
+              <w:left w:type="dxa" w:w="110"/>
+              <w:bottom w:type="dxa" w:w="80"/>
+              <w:right w:type="dxa" w:w="110"/>
+            </w:tcMar>
+          </w:tcPr>
+          <w:p>
+            <w:pPr>
+              <w:spacing w:after="20"/>
+            </w:pPr>
+            <w:r>
+              <w:rPr>
+                <w:b/>
+                <w:bCs/>
+                <w:color w:val="B91C1C"/>
+                <w:sz w:val="17"/>
+                <w:szCs w:val="17"/>
+              </w:rPr>
+              <w:t xml:space="preserve">Les utilisateurs simultanés ne sont pas qualifiés</w:t>
+            </w:r>
+          </w:p>
+          <w:p>
+            <w:pPr>
+              <w:spacing w:after="0"/>
+            </w:pPr>
+            <w:r>
+              <w:rPr>
+                <w:color w:val="475569"/>
+                <w:sz w:val="15"/>
+                <w:szCs w:val="15"/>
+              </w:rPr>
+              <w:t xml:space="preserve">La montée en volume est mesurée ; la simultanéité ne l'est pas.</w:t>
+            </w:r>
+          </w:p>
+        </w:tc>
+      </w:tr>
+      <w:tr>
+        <w:tc>
+          <w:tcPr>
+            <w:tcW w:type="pct" w:w="50%"/>
+            <w:tcMar>
+              <w:top w:type="dxa" w:w="80"/>
+              <w:left w:type="dxa" w:w="110"/>
+              <w:bottom w:type="dxa" w:w="80"/>
+              <w:right w:type="dxa" w:w="110"/>
+            </w:tcMar>
+          </w:tcPr>
+          <w:p>
+            <w:pPr>
+              <w:spacing w:after="0"/>
+            </w:pPr>
+            <w:r>
+              <w:rPr>
+                <w:sz w:val="15"/>
+                <w:szCs w:val="15"/>
+              </w:rPr>
+              <w:t xml:space="preserve"/>
             </w:r>
           </w:p>
         </w:tc>

--- a/docs/Perimetre_Filum_recto.docx
+++ b/docs/Perimetre_Filum_recto.docx
@@ -620,7 +620,7 @@
                 <w:sz w:val="15"/>
                 <w:szCs w:val="15"/>
               </w:rPr>
-              <w:t xml:space="preserve">Piste d'audit chaînée, archive vérifiable hors Filum, horodatage RFC 3161, rétention déclarée, conservation légale.</w:t>
+              <w:t xml:space="preserve">Piste d'audit chaînée ET REVUE, archive vérifiable hors Filum, horodatage RFC 3161, rétention déclarée, conservation légale.</w:t>
             </w:r>
           </w:p>
         </w:tc>

--- a/docs/Perimetre_Filum_recto.docx
+++ b/docs/Perimetre_Filum_recto.docx
@@ -212,20 +212,20 @@
                 <w:sz w:val="17"/>
                 <w:szCs w:val="17"/>
               </w:rPr>
-              <w:t xml:space="preserve">Gestion documentaire</w:t>
-            </w:r>
-          </w:p>
-          <w:p>
-            <w:pPr>
-              <w:spacing w:after="0"/>
-            </w:pPr>
-            <w:r>
-              <w:rPr>
-                <w:color w:val="475569"/>
-                <w:sz w:val="15"/>
-                <w:szCs w:val="15"/>
-              </w:rPr>
-              <w:t xml:space="preserve">Brouillon → Revue → Publié, contenu gelé dès la mise en revue. NDR, DHF, RMF, NCR, CAPA générés en .docx.</w:t>
+              <w:t xml:space="preserve">Qualité d'énoncé</w:t>
+            </w:r>
+          </w:p>
+          <w:p>
+            <w:pPr>
+              <w:spacing w:after="0"/>
+            </w:pPr>
+            <w:r>
+              <w:rPr>
+                <w:color w:val="475569"/>
+                <w:sz w:val="15"/>
+                <w:szCs w:val="15"/>
+              </w:rPr>
+              <w:t xml:space="preserve">Contrôles déterministes à la frappe, gabarits EARS, reformulation proposée — jamais écrite.</w:t>
             </w:r>
           </w:p>
         </w:tc>
@@ -291,20 +291,20 @@
                 <w:sz w:val="17"/>
                 <w:szCs w:val="17"/>
               </w:rPr>
-              <w:t xml:space="preserve">Signature électronique</w:t>
-            </w:r>
-          </w:p>
-          <w:p>
-            <w:pPr>
-              <w:spacing w:after="0"/>
-            </w:pPr>
-            <w:r>
-              <w:rPr>
-                <w:color w:val="475569"/>
-                <w:sz w:val="15"/>
-                <w:szCs w:val="15"/>
-              </w:rPr>
-              <w:t xml:space="preserve">Deux composants à chaque signature, manifestation lisible, empreinte du contenu attesté.</w:t>
+              <w:t xml:space="preserve">Gestion documentaire</w:t>
+            </w:r>
+          </w:p>
+          <w:p>
+            <w:pPr>
+              <w:spacing w:after="0"/>
+            </w:pPr>
+            <w:r>
+              <w:rPr>
+                <w:color w:val="475569"/>
+                <w:sz w:val="15"/>
+                <w:szCs w:val="15"/>
+              </w:rPr>
+              <w:t xml:space="preserve">Brouillon → Revue → Publié, contenu gelé dès la mise en revue. NDR, DHF, RMF, NCR, CAPA générés en .docx.</w:t>
             </w:r>
           </w:p>
         </w:tc>
@@ -370,20 +370,20 @@
                 <w:sz w:val="17"/>
                 <w:szCs w:val="17"/>
               </w:rPr>
-              <w:t xml:space="preserve">Risque ISO 14971</w:t>
-            </w:r>
-          </w:p>
-          <w:p>
-            <w:pPr>
-              <w:spacing w:after="0"/>
-            </w:pPr>
-            <w:r>
-              <w:rPr>
-                <w:color w:val="475569"/>
-                <w:sz w:val="15"/>
-                <w:szCs w:val="15"/>
-              </w:rPr>
-              <w:t xml:space="preserve">FMEA, matrice 5×5, ALARP. Une maîtrise n'est vérifiée que si les essais qui la portent sont clos favorablement.</w:t>
+              <w:t xml:space="preserve">Signature électronique</w:t>
+            </w:r>
+          </w:p>
+          <w:p>
+            <w:pPr>
+              <w:spacing w:after="0"/>
+            </w:pPr>
+            <w:r>
+              <w:rPr>
+                <w:color w:val="475569"/>
+                <w:sz w:val="15"/>
+                <w:szCs w:val="15"/>
+              </w:rPr>
+              <w:t xml:space="preserve">Deux composants à chaque signature, manifestation lisible, empreinte du contenu attesté.</w:t>
             </w:r>
           </w:p>
         </w:tc>
@@ -449,20 +449,20 @@
                 <w:sz w:val="17"/>
                 <w:szCs w:val="17"/>
               </w:rPr>
-              <w:t xml:space="preserve">Validation de méthodes IVD</w:t>
-            </w:r>
-          </w:p>
-          <w:p>
-            <w:pPr>
-              <w:spacing w:after="0"/>
-            </w:pPr>
-            <w:r>
-              <w:rPr>
-                <w:color w:val="475569"/>
-                <w:sz w:val="15"/>
-                <w:szCs w:val="15"/>
-              </w:rPr>
-              <w:t xml:space="preserve">Six protocoles CLSI calculés en interne — EP05, 06, 09, 17, 25, 26 — verdict conforme / non conforme automatique.</w:t>
+              <w:t xml:space="preserve">Risque ISO 14971</w:t>
+            </w:r>
+          </w:p>
+          <w:p>
+            <w:pPr>
+              <w:spacing w:after="0"/>
+            </w:pPr>
+            <w:r>
+              <w:rPr>
+                <w:color w:val="475569"/>
+                <w:sz w:val="15"/>
+                <w:szCs w:val="15"/>
+              </w:rPr>
+              <w:t xml:space="preserve">FMEA, matrice 5×5, ALARP. Une maîtrise n'est vérifiée que si les essais qui la portent sont clos favorablement.</w:t>
             </w:r>
           </w:p>
         </w:tc>
@@ -528,20 +528,20 @@
                 <w:sz w:val="17"/>
                 <w:szCs w:val="17"/>
               </w:rPr>
-              <w:t xml:space="preserve">Non-conformités et CAPA</w:t>
-            </w:r>
-          </w:p>
-          <w:p>
-            <w:pPr>
-              <w:spacing w:after="0"/>
-            </w:pPr>
-            <w:r>
-              <w:rPr>
-                <w:color w:val="475569"/>
-                <w:sz w:val="15"/>
-                <w:szCs w:val="15"/>
-              </w:rPr>
-              <w:t xml:space="preserve">Cycles verrouillés. Pas de clôture sans efficacité prouvée par un essai repassé favorable.</w:t>
+              <w:t xml:space="preserve">Validation de méthodes IVD</w:t>
+            </w:r>
+          </w:p>
+          <w:p>
+            <w:pPr>
+              <w:spacing w:after="0"/>
+            </w:pPr>
+            <w:r>
+              <w:rPr>
+                <w:color w:val="475569"/>
+                <w:sz w:val="15"/>
+                <w:szCs w:val="15"/>
+              </w:rPr>
+              <w:t xml:space="preserve">Six protocoles CLSI calculés en interne — EP05, 06, 09, 17, 25, 26 — verdict conforme / non conforme automatique.</w:t>
             </w:r>
           </w:p>
         </w:tc>
@@ -607,20 +607,20 @@
                 <w:sz w:val="17"/>
                 <w:szCs w:val="17"/>
               </w:rPr>
-              <w:t xml:space="preserve">Conformité du logiciel</w:t>
-            </w:r>
-          </w:p>
-          <w:p>
-            <w:pPr>
-              <w:spacing w:after="0"/>
-            </w:pPr>
-            <w:r>
-              <w:rPr>
-                <w:color w:val="475569"/>
-                <w:sz w:val="15"/>
-                <w:szCs w:val="15"/>
-              </w:rPr>
-              <w:t xml:space="preserve">Piste d'audit chaînée ET REVUE, archive vérifiable hors Filum, horodatage RFC 3161, rétention déclarée, conservation légale.</w:t>
+              <w:t xml:space="preserve">Non-conformités et CAPA</w:t>
+            </w:r>
+          </w:p>
+          <w:p>
+            <w:pPr>
+              <w:spacing w:after="0"/>
+            </w:pPr>
+            <w:r>
+              <w:rPr>
+                <w:color w:val="475569"/>
+                <w:sz w:val="15"/>
+                <w:szCs w:val="15"/>
+              </w:rPr>
+              <w:t xml:space="preserve">Cycles verrouillés. Pas de clôture sans efficacité prouvée par un essai repassé favorable.</w:t>
             </w:r>
           </w:p>
         </w:tc>
@@ -686,20 +686,20 @@
                 <w:sz w:val="17"/>
                 <w:szCs w:val="17"/>
               </w:rPr>
-              <w:t xml:space="preserve">Reprise de vos données</w:t>
-            </w:r>
-          </w:p>
-          <w:p>
-            <w:pPr>
-              <w:spacing w:after="0"/>
-            </w:pPr>
-            <w:r>
-              <w:rPr>
-                <w:color w:val="475569"/>
-                <w:sz w:val="15"/>
-                <w:szCs w:val="15"/>
-              </w:rPr>
-              <w:t xml:space="preserve">Import CSV, liens résolus par VOS codes, aperçu à blanc obligatoire avant toute écriture.</w:t>
+              <w:t xml:space="preserve">Conformité du logiciel</w:t>
+            </w:r>
+          </w:p>
+          <w:p>
+            <w:pPr>
+              <w:spacing w:after="0"/>
+            </w:pPr>
+            <w:r>
+              <w:rPr>
+                <w:color w:val="475569"/>
+                <w:sz w:val="15"/>
+                <w:szCs w:val="15"/>
+              </w:rPr>
+              <w:t xml:space="preserve">Piste d'audit chaînée ET REVUE, archive vérifiable hors Filum, horodatage RFC 3161, rétention déclarée, conservation légale.</w:t>
             </w:r>
           </w:p>
         </w:tc>
@@ -765,20 +765,20 @@
                 <w:sz w:val="17"/>
                 <w:szCs w:val="17"/>
               </w:rPr>
-              <w:t xml:space="preserve">Exploitation</w:t>
-            </w:r>
-          </w:p>
-          <w:p>
-            <w:pPr>
-              <w:spacing w:after="0"/>
-            </w:pPr>
-            <w:r>
-              <w:rPr>
-                <w:color w:val="475569"/>
-                <w:sz w:val="15"/>
-                <w:szCs w:val="15"/>
-              </w:rPr>
-              <w:t xml:space="preserve">Docker auto-hébergé, interface FR / EN, quatre rôles, pack de validation IQ/OQ remis.</w:t>
+              <w:t xml:space="preserve">Reprise de vos données</w:t>
+            </w:r>
+          </w:p>
+          <w:p>
+            <w:pPr>
+              <w:spacing w:after="0"/>
+            </w:pPr>
+            <w:r>
+              <w:rPr>
+                <w:color w:val="475569"/>
+                <w:sz w:val="15"/>
+                <w:szCs w:val="15"/>
+              </w:rPr>
+              <w:t xml:space="preserve">Import CSV, liens résolus par VOS codes, aperçu à blanc obligatoire avant toute écriture.</w:t>
             </w:r>
           </w:p>
         </w:tc>
@@ -835,14 +835,29 @@
           </w:tcPr>
           <w:p>
             <w:pPr>
-              <w:spacing w:after="0"/>
-            </w:pPr>
-            <w:r>
-              <w:rPr>
-                <w:sz w:val="15"/>
-                <w:szCs w:val="15"/>
-              </w:rPr>
-              <w:t xml:space="preserve"/>
+              <w:spacing w:after="20"/>
+            </w:pPr>
+            <w:r>
+              <w:rPr>
+                <w:b/>
+                <w:bCs/>
+                <w:sz w:val="17"/>
+                <w:szCs w:val="17"/>
+              </w:rPr>
+              <w:t xml:space="preserve">Exploitation</w:t>
+            </w:r>
+          </w:p>
+          <w:p>
+            <w:pPr>
+              <w:spacing w:after="0"/>
+            </w:pPr>
+            <w:r>
+              <w:rPr>
+                <w:color w:val="475569"/>
+                <w:sz w:val="15"/>
+                <w:szCs w:val="15"/>
+              </w:rPr>
+              <w:t xml:space="preserve">Docker auto-hébergé, interface FR / EN, quatre rôles, pack de validation IQ/OQ remis.</w:t>
             </w:r>
           </w:p>
         </w:tc>
@@ -944,7 +959,7 @@
           <w:sz w:val="13"/>
           <w:szCs w:val="13"/>
         </w:rPr>
-        <w:t xml:space="preserve">Filum 1.2.1 · 6 août 2026 · garaukev@gmail.com · La note de périmètre complète — dont ce qui reste à votre charge et les trois choix assumés — fait trois pages et vous est remise sur demande. Nous n'écrivons jamais « conforme 21 CFR Part 11 » : cette certification engage l'entité dont les collaborateurs signent, pas l'éditeur.</w:t>
+        <w:t xml:space="preserve">Filum 1.2.1 · 7 août 2026 · garaukev@gmail.com · La note de périmètre complète — dont ce qui reste à votre charge et les trois choix assumés — fait trois pages et vous est remise sur demande. Nous n'écrivons jamais « conforme 21 CFR Part 11 » : cette certification engage l'entité dont les collaborateurs signent, pas l'éditeur.</w:t>
       </w:r>
     </w:p>
     <w:sectPr>

--- a/docs/Perimetre_Filum_recto.docx
+++ b/docs/Perimetre_Filum_recto.docx
@@ -778,7 +778,7 @@
                 <w:sz w:val="15"/>
                 <w:szCs w:val="15"/>
               </w:rPr>
-              <w:t xml:space="preserve">Import CSV, liens résolus par VOS codes, aperçu à blanc obligatoire avant toute écriture.</w:t>
+              <w:t xml:space="preserve">Vos classeurs Excel et documents Word tels quels, liens résolus par VOS codes, aperçu à blanc obligatoire avant toute écriture.</w:t>
             </w:r>
           </w:p>
         </w:tc>

--- a/docs/Perimetre_Filum_recto.docx
+++ b/docs/Perimetre_Filum_recto.docx
@@ -686,20 +686,20 @@
                 <w:sz w:val="17"/>
                 <w:szCs w:val="17"/>
               </w:rPr>
-              <w:t xml:space="preserve">Conformité du logiciel</w:t>
-            </w:r>
-          </w:p>
-          <w:p>
-            <w:pPr>
-              <w:spacing w:after="0"/>
-            </w:pPr>
-            <w:r>
-              <w:rPr>
-                <w:color w:val="475569"/>
-                <w:sz w:val="15"/>
-                <w:szCs w:val="15"/>
-              </w:rPr>
-              <w:t xml:space="preserve">Piste d'audit chaînée ET REVUE, archive vérifiable hors Filum, horodatage RFC 3161, rétention déclarée, conservation légale.</w:t>
+              <w:t xml:space="preserve">Dossier technique</w:t>
+            </w:r>
+          </w:p>
+          <w:p>
+            <w:pPr>
+              <w:spacing w:after="0"/>
+            </w:pPr>
+            <w:r>
+              <w:rPr>
+                <w:color w:val="475569"/>
+                <w:sz w:val="15"/>
+                <w:szCs w:val="15"/>
+              </w:rPr>
+              <w:t xml:space="preserve">Le paquet qu'un inspecteur demande : index sur 50 éléments réglementaires, statuts déduits du graphe.</w:t>
             </w:r>
           </w:p>
         </w:tc>
@@ -765,20 +765,20 @@
                 <w:sz w:val="17"/>
                 <w:szCs w:val="17"/>
               </w:rPr>
-              <w:t xml:space="preserve">Reprise de vos données</w:t>
-            </w:r>
-          </w:p>
-          <w:p>
-            <w:pPr>
-              <w:spacing w:after="0"/>
-            </w:pPr>
-            <w:r>
-              <w:rPr>
-                <w:color w:val="475569"/>
-                <w:sz w:val="15"/>
-                <w:szCs w:val="15"/>
-              </w:rPr>
-              <w:t xml:space="preserve">Vos classeurs Excel et documents Word tels quels, liens résolus par VOS codes, aperçu à blanc obligatoire avant toute écriture.</w:t>
+              <w:t xml:space="preserve">Conformité du logiciel</w:t>
+            </w:r>
+          </w:p>
+          <w:p>
+            <w:pPr>
+              <w:spacing w:after="0"/>
+            </w:pPr>
+            <w:r>
+              <w:rPr>
+                <w:color w:val="475569"/>
+                <w:sz w:val="15"/>
+                <w:szCs w:val="15"/>
+              </w:rPr>
+              <w:t xml:space="preserve">Piste d'audit chaînée ET REVUE, archive vérifiable hors Filum, horodatage RFC 3161, rétention déclarée, conservation légale.</w:t>
             </w:r>
           </w:p>
         </w:tc>
@@ -844,6 +844,85 @@
                 <w:sz w:val="17"/>
                 <w:szCs w:val="17"/>
               </w:rPr>
+              <w:t xml:space="preserve">Reprise de vos données</w:t>
+            </w:r>
+          </w:p>
+          <w:p>
+            <w:pPr>
+              <w:spacing w:after="0"/>
+            </w:pPr>
+            <w:r>
+              <w:rPr>
+                <w:color w:val="475569"/>
+                <w:sz w:val="15"/>
+                <w:szCs w:val="15"/>
+              </w:rPr>
+              <w:t xml:space="preserve">Vos classeurs Excel et documents Word tels quels, liens résolus par VOS codes, aperçu à blanc obligatoire avant toute écriture.</w:t>
+            </w:r>
+          </w:p>
+        </w:tc>
+        <w:tc>
+          <w:tcPr>
+            <w:tcW w:type="pct" w:w="50%"/>
+            <w:tcMar>
+              <w:top w:type="dxa" w:w="80"/>
+              <w:left w:type="dxa" w:w="110"/>
+              <w:bottom w:type="dxa" w:w="80"/>
+              <w:right w:type="dxa" w:w="110"/>
+            </w:tcMar>
+          </w:tcPr>
+          <w:p>
+            <w:pPr>
+              <w:spacing w:after="20"/>
+            </w:pPr>
+            <w:r>
+              <w:rPr>
+                <w:b/>
+                <w:bCs/>
+                <w:color w:val="B91C1C"/>
+                <w:sz w:val="17"/>
+                <w:szCs w:val="17"/>
+              </w:rPr>
+              <w:t xml:space="preserve">Ni application mobile, ni mode hors ligne</w:t>
+            </w:r>
+          </w:p>
+          <w:p>
+            <w:pPr>
+              <w:spacing w:after="0"/>
+            </w:pPr>
+            <w:r>
+              <w:rPr>
+                <w:color w:val="475569"/>
+                <w:sz w:val="15"/>
+                <w:szCs w:val="15"/>
+              </w:rPr>
+              <w:t xml:space="preserve">Application web servie par votre serveur, pour écran d'ordinateur.</w:t>
+            </w:r>
+          </w:p>
+        </w:tc>
+      </w:tr>
+      <w:tr>
+        <w:tc>
+          <w:tcPr>
+            <w:tcW w:type="pct" w:w="50%"/>
+            <w:tcMar>
+              <w:top w:type="dxa" w:w="80"/>
+              <w:left w:type="dxa" w:w="110"/>
+              <w:bottom w:type="dxa" w:w="80"/>
+              <w:right w:type="dxa" w:w="110"/>
+            </w:tcMar>
+          </w:tcPr>
+          <w:p>
+            <w:pPr>
+              <w:spacing w:after="20"/>
+            </w:pPr>
+            <w:r>
+              <w:rPr>
+                <w:b/>
+                <w:bCs/>
+                <w:sz w:val="17"/>
+                <w:szCs w:val="17"/>
+              </w:rPr>
               <w:t xml:space="preserve">Exploitation</w:t>
             </w:r>
           </w:p>
@@ -873,30 +952,14 @@
           </w:tcPr>
           <w:p>
             <w:pPr>
-              <w:spacing w:after="20"/>
-            </w:pPr>
-            <w:r>
-              <w:rPr>
-                <w:b/>
-                <w:bCs/>
-                <w:color w:val="B91C1C"/>
-                <w:sz w:val="17"/>
-                <w:szCs w:val="17"/>
-              </w:rPr>
-              <w:t xml:space="preserve">Ni application mobile, ni mode hors ligne</w:t>
-            </w:r>
-          </w:p>
-          <w:p>
-            <w:pPr>
-              <w:spacing w:after="0"/>
-            </w:pPr>
-            <w:r>
-              <w:rPr>
-                <w:color w:val="475569"/>
-                <w:sz w:val="15"/>
-                <w:szCs w:val="15"/>
-              </w:rPr>
-              <w:t xml:space="preserve">Application web servie par votre serveur, pour écran d'ordinateur.</w:t>
+              <w:spacing w:after="0"/>
+            </w:pPr>
+            <w:r>
+              <w:rPr>
+                <w:sz w:val="15"/>
+                <w:szCs w:val="15"/>
+              </w:rPr>
+              <w:t xml:space="preserve"/>
             </w:r>
           </w:p>
         </w:tc>

--- a/docs/Perimetre_Filum_recto.docx
+++ b/docs/Perimetre_Filum_recto.docx
@@ -1022,7 +1022,7 @@
           <w:sz w:val="13"/>
           <w:szCs w:val="13"/>
         </w:rPr>
-        <w:t xml:space="preserve">Filum 1.2.1 · 7 août 2026 · garaukev@gmail.com · La note de périmètre complète — dont ce qui reste à votre charge et les trois choix assumés — fait trois pages et vous est remise sur demande. Nous n'écrivons jamais « conforme 21 CFR Part 11 » : cette certification engage l'entité dont les collaborateurs signent, pas l'éditeur.</w:t>
+        <w:t xml:space="preserve">Filum 1.2.1 · 9 août 2026 · garaukev@gmail.com · La note de périmètre complète — dont ce qui reste à votre charge et les trois choix assumés — fait trois pages et vous est remise sur demande. Nous n'écrivons jamais « conforme 21 CFR Part 11 » : cette certification engage l'entité dont les collaborateurs signent, pas l'éditeur.</w:t>
       </w:r>
     </w:p>
     <w:sectPr>

--- a/docs/Perimetre_Filum_recto.docx
+++ b/docs/Perimetre_Filum_recto.docx
@@ -1022,7 +1022,7 @@
           <w:sz w:val="13"/>
           <w:szCs w:val="13"/>
         </w:rPr>
-        <w:t xml:space="preserve">Filum 1.2.1 · 9 août 2026 · garaukev@gmail.com · La note de périmètre complète — dont ce qui reste à votre charge et les trois choix assumés — fait trois pages et vous est remise sur demande. Nous n'écrivons jamais « conforme 21 CFR Part 11 » : cette certification engage l'entité dont les collaborateurs signent, pas l'éditeur.</w:t>
+        <w:t xml:space="preserve">Filum 1.2.1 · 22 août 2026 · garaukev@gmail.com · La note de périmètre complète — dont ce qui reste à votre charge et les trois choix assumés — fait trois pages et vous est remise sur demande. Nous n'écrivons jamais « conforme 21 CFR Part 11 » : cette certification engage l'entité dont les collaborateurs signent, pas l'éditeur.</w:t>
       </w:r>
     </w:p>
     <w:sectPr>

--- a/docs/Perimetre_Filum_recto.docx
+++ b/docs/Perimetre_Filum_recto.docx
@@ -488,20 +488,20 @@
                 <w:sz w:val="17"/>
                 <w:szCs w:val="17"/>
               </w:rPr>
-              <w:t xml:space="preserve">Pas d'intégration</w:t>
-            </w:r>
-          </w:p>
-          <w:p>
-            <w:pPr>
-              <w:spacing w:after="0"/>
-            </w:pPr>
-            <w:r>
-              <w:rPr>
-                <w:color w:val="475569"/>
-                <w:sz w:val="15"/>
-                <w:szCs w:val="15"/>
-              </w:rPr>
-              <w:t xml:space="preserve">Ni API publique, ni webhook, ni connecteur PLM / ERP / ALM, ni ReqIF, ni import Word ou Excel.</w:t>
+              <w:t xml:space="preserve">Pas d'intégration à votre système d'information</w:t>
+            </w:r>
+          </w:p>
+          <w:p>
+            <w:pPr>
+              <w:spacing w:after="0"/>
+            </w:pPr>
+            <w:r>
+              <w:rPr>
+                <w:color w:val="475569"/>
+                <w:sz w:val="15"/>
+                <w:szCs w:val="15"/>
+              </w:rPr>
+              <w:t xml:space="preserve">Ni webhook, ni connecteur PLM / ERP / ALM, ni ReqIF. Filum n'est pas un ERP et n'en tient pas lieu.</w:t>
             </w:r>
           </w:p>
         </w:tc>
@@ -1022,7 +1022,7 @@
           <w:sz w:val="13"/>
           <w:szCs w:val="13"/>
         </w:rPr>
-        <w:t xml:space="preserve">Filum 1.2.1 · 22 août 2026 · garaukev@gmail.com · La note de périmètre complète — dont ce qui reste à votre charge et les trois choix assumés — fait trois pages et vous est remise sur demande. Nous n'écrivons jamais « conforme 21 CFR Part 11 » : cette certification engage l'entité dont les collaborateurs signent, pas l'éditeur.</w:t>
+        <w:t xml:space="preserve">Filum 1.2.1 · 23 août 2026 · garaukev@gmail.com · La note de périmètre complète — dont ce qui reste à votre charge et les trois choix assumés — fait trois pages et vous est remise sur demande. Nous n'écrivons jamais « conforme 21 CFR Part 11 » : cette certification engage l'entité dont les collaborateurs signent, pas l'éditeur.</w:t>
       </w:r>
     </w:p>
     <w:sectPr>
